--- a/v5frhmlitisu/dateien/PhysioNebenbei-Fahrplan.docx
+++ b/v5frhmlitisu/dateien/PhysioNebenbei-Fahrplan.docx
@@ -16,7 +16,7 @@
         <w:rPr>
           <w:b/>
           <w:bCs/>
-          <w:color w:val="145C56"/>
+          <w:color w:val="0F6B5C"/>
           <w:sz w:val="18"/>
           <w:szCs w:val="18"/>
         </w:rPr>
@@ -129,7 +129,7 @@
         <w:rPr>
           <w:b/>
           <w:bCs/>
-          <w:color w:val="145C56"/>
+          <w:color w:val="0F6B5C"/>
           <w:sz w:val="30"/>
           <w:szCs w:val="30"/>
         </w:rPr>
@@ -263,7 +263,7 @@
         <w:rPr>
           <w:b/>
           <w:bCs/>
-          <w:color w:val="145C56"/>
+          <w:color w:val="0F6B5C"/>
           <w:sz w:val="30"/>
           <w:szCs w:val="30"/>
         </w:rPr>
@@ -379,7 +379,7 @@
         <w:rPr>
           <w:b/>
           <w:bCs/>
-          <w:color w:val="145C56"/>
+          <w:color w:val="0F6B5C"/>
           <w:sz w:val="30"/>
           <w:szCs w:val="30"/>
         </w:rPr>
@@ -549,7 +549,7 @@
         <w:rPr>
           <w:b/>
           <w:bCs/>
-          <w:color w:val="145C56"/>
+          <w:color w:val="0F6B5C"/>
           <w:sz w:val="30"/>
           <w:szCs w:val="30"/>
         </w:rPr>
@@ -660,7 +660,7 @@
         <w:rPr>
           <w:b/>
           <w:bCs/>
-          <w:color w:val="145C56"/>
+          <w:color w:val="0F6B5C"/>
           <w:sz w:val="30"/>
           <w:szCs w:val="30"/>
         </w:rPr>
@@ -744,7 +744,7 @@
         <w:rPr>
           <w:b/>
           <w:bCs/>
-          <w:color w:val="145C56"/>
+          <w:color w:val="0F6B5C"/>
           <w:sz w:val="30"/>
           <w:szCs w:val="30"/>
         </w:rPr>
@@ -1423,7 +1423,7 @@
         <w:rPr>
           <w:b/>
           <w:bCs/>
-          <w:color w:val="145C56"/>
+          <w:color w:val="0F6B5C"/>
           <w:sz w:val="30"/>
           <w:szCs w:val="30"/>
         </w:rPr>
@@ -2120,7 +2120,7 @@
         <w:rPr>
           <w:b/>
           <w:bCs/>
-          <w:color w:val="145C56"/>
+          <w:color w:val="0F6B5C"/>
           <w:sz w:val="30"/>
           <w:szCs w:val="30"/>
         </w:rPr>
@@ -2252,7 +2252,7 @@
         <w:rPr>
           <w:b/>
           <w:bCs/>
-          <w:color w:val="145C56"/>
+          <w:color w:val="0F6B5C"/>
           <w:sz w:val="30"/>
           <w:szCs w:val="30"/>
         </w:rPr>
@@ -2362,7 +2362,7 @@
         <w:rPr>
           <w:b/>
           <w:bCs/>
-          <w:color w:val="145C56"/>
+          <w:color w:val="0F6B5C"/>
           <w:sz w:val="30"/>
           <w:szCs w:val="30"/>
         </w:rPr>
@@ -2473,7 +2473,7 @@
         <w:rPr>
           <w:b/>
           <w:bCs/>
-          <w:color w:val="145C56"/>
+          <w:color w:val="0F6B5C"/>
           <w:sz w:val="30"/>
           <w:szCs w:val="30"/>
         </w:rPr>
@@ -2864,7 +2864,7 @@
     <w:next w:val="Normal"/>
     <w:qFormat/>
     <w:rPr>
-      <w:color w:val="2E74B5"/>
+      <w:color w:val="0F6B5C"/>
       <w:sz w:val="32"/>
       <w:szCs w:val="32"/>
     </w:rPr>
@@ -2875,7 +2875,7 @@
     <w:next w:val="Normal"/>
     <w:qFormat/>
     <w:rPr>
-      <w:color w:val="2E74B5"/>
+      <w:color w:val="0F6B5C"/>
       <w:sz w:val="26"/>
       <w:szCs w:val="26"/>
     </w:rPr>
@@ -2886,7 +2886,7 @@
     <w:next w:val="Normal"/>
     <w:qFormat/>
     <w:rPr>
-      <w:color w:val="1F4D78"/>
+      <w:color w:val="0F6B5C"/>
       <w:sz w:val="24"/>
       <w:szCs w:val="24"/>
     </w:rPr>
@@ -2899,7 +2899,7 @@
     <w:rPr>
       <w:i/>
       <w:iCs/>
-      <w:color w:val="2E74B5"/>
+      <w:color w:val="0F6B5C"/>
     </w:rPr>
   </w:style>
   <w:style w:type="paragraph" w:styleId="Heading5">
@@ -2908,7 +2908,7 @@
     <w:next w:val="Normal"/>
     <w:qFormat/>
     <w:rPr>
-      <w:color w:val="2E74B5"/>
+      <w:color w:val="0F6B5C"/>
     </w:rPr>
   </w:style>
   <w:style w:type="paragraph" w:styleId="Heading6">
@@ -2917,7 +2917,7 @@
     <w:next w:val="Normal"/>
     <w:qFormat/>
     <w:rPr>
-      <w:color w:val="1F4D78"/>
+      <w:color w:val="0F6B5C"/>
     </w:rPr>
   </w:style>
   <w:style w:type="paragraph" w:styleId="Strong">
@@ -2941,7 +2941,7 @@
     <w:uiPriority w:val="99"/>
     <w:unhideWhenUsed/>
     <w:rPr>
-      <w:color w:val="0563C1"/>
+      <w:color w:val="0F6B5C"/>
       <w:u w:val="single"/>
     </w:rPr>
   </w:style>

--- a/v5frhmlitisu/dateien/PhysioNebenbei-Fahrplan.docx
+++ b/v5frhmlitisu/dateien/PhysioNebenbei-Fahrplan.docx
@@ -16,7 +16,7 @@
         <w:rPr>
           <w:b/>
           <w:bCs/>
-          <w:color w:val="0F6B5C"/>
+          <w:color w:val="2F35E8"/>
           <w:sz w:val="18"/>
           <w:szCs w:val="18"/>
         </w:rPr>
@@ -129,7 +129,7 @@
         <w:rPr>
           <w:b/>
           <w:bCs/>
-          <w:color w:val="0F6B5C"/>
+          <w:color w:val="2F35E8"/>
           <w:sz w:val="30"/>
           <w:szCs w:val="30"/>
         </w:rPr>
@@ -263,7 +263,7 @@
         <w:rPr>
           <w:b/>
           <w:bCs/>
-          <w:color w:val="0F6B5C"/>
+          <w:color w:val="2F35E8"/>
           <w:sz w:val="30"/>
           <w:szCs w:val="30"/>
         </w:rPr>
@@ -379,7 +379,7 @@
         <w:rPr>
           <w:b/>
           <w:bCs/>
-          <w:color w:val="0F6B5C"/>
+          <w:color w:val="2F35E8"/>
           <w:sz w:val="30"/>
           <w:szCs w:val="30"/>
         </w:rPr>
@@ -549,7 +549,7 @@
         <w:rPr>
           <w:b/>
           <w:bCs/>
-          <w:color w:val="0F6B5C"/>
+          <w:color w:val="2F35E8"/>
           <w:sz w:val="30"/>
           <w:szCs w:val="30"/>
         </w:rPr>
@@ -660,7 +660,7 @@
         <w:rPr>
           <w:b/>
           <w:bCs/>
-          <w:color w:val="0F6B5C"/>
+          <w:color w:val="2F35E8"/>
           <w:sz w:val="30"/>
           <w:szCs w:val="30"/>
         </w:rPr>
@@ -744,7 +744,7 @@
         <w:rPr>
           <w:b/>
           <w:bCs/>
-          <w:color w:val="0F6B5C"/>
+          <w:color w:val="2F35E8"/>
           <w:sz w:val="30"/>
           <w:szCs w:val="30"/>
         </w:rPr>
@@ -1423,7 +1423,7 @@
         <w:rPr>
           <w:b/>
           <w:bCs/>
-          <w:color w:val="0F6B5C"/>
+          <w:color w:val="2F35E8"/>
           <w:sz w:val="30"/>
           <w:szCs w:val="30"/>
         </w:rPr>
@@ -2120,7 +2120,7 @@
         <w:rPr>
           <w:b/>
           <w:bCs/>
-          <w:color w:val="0F6B5C"/>
+          <w:color w:val="2F35E8"/>
           <w:sz w:val="30"/>
           <w:szCs w:val="30"/>
         </w:rPr>
@@ -2252,7 +2252,7 @@
         <w:rPr>
           <w:b/>
           <w:bCs/>
-          <w:color w:val="0F6B5C"/>
+          <w:color w:val="2F35E8"/>
           <w:sz w:val="30"/>
           <w:szCs w:val="30"/>
         </w:rPr>
@@ -2362,7 +2362,7 @@
         <w:rPr>
           <w:b/>
           <w:bCs/>
-          <w:color w:val="0F6B5C"/>
+          <w:color w:val="2F35E8"/>
           <w:sz w:val="30"/>
           <w:szCs w:val="30"/>
         </w:rPr>
@@ -2473,7 +2473,7 @@
         <w:rPr>
           <w:b/>
           <w:bCs/>
-          <w:color w:val="0F6B5C"/>
+          <w:color w:val="2F35E8"/>
           <w:sz w:val="30"/>
           <w:szCs w:val="30"/>
         </w:rPr>
@@ -2864,7 +2864,7 @@
     <w:next w:val="Normal"/>
     <w:qFormat/>
     <w:rPr>
-      <w:color w:val="0F6B5C"/>
+      <w:color w:val="2F35E8"/>
       <w:sz w:val="32"/>
       <w:szCs w:val="32"/>
     </w:rPr>
@@ -2875,7 +2875,7 @@
     <w:next w:val="Normal"/>
     <w:qFormat/>
     <w:rPr>
-      <w:color w:val="0F6B5C"/>
+      <w:color w:val="2F35E8"/>
       <w:sz w:val="26"/>
       <w:szCs w:val="26"/>
     </w:rPr>
@@ -2886,7 +2886,7 @@
     <w:next w:val="Normal"/>
     <w:qFormat/>
     <w:rPr>
-      <w:color w:val="0F6B5C"/>
+      <w:color w:val="2F35E8"/>
       <w:sz w:val="24"/>
       <w:szCs w:val="24"/>
     </w:rPr>
@@ -2899,7 +2899,7 @@
     <w:rPr>
       <w:i/>
       <w:iCs/>
-      <w:color w:val="0F6B5C"/>
+      <w:color w:val="2F35E8"/>
     </w:rPr>
   </w:style>
   <w:style w:type="paragraph" w:styleId="Heading5">
@@ -2908,7 +2908,7 @@
     <w:next w:val="Normal"/>
     <w:qFormat/>
     <w:rPr>
-      <w:color w:val="0F6B5C"/>
+      <w:color w:val="2F35E8"/>
     </w:rPr>
   </w:style>
   <w:style w:type="paragraph" w:styleId="Heading6">
@@ -2917,7 +2917,7 @@
     <w:next w:val="Normal"/>
     <w:qFormat/>
     <w:rPr>
-      <w:color w:val="0F6B5C"/>
+      <w:color w:val="2F35E8"/>
     </w:rPr>
   </w:style>
   <w:style w:type="paragraph" w:styleId="Strong">
@@ -2941,7 +2941,7 @@
     <w:uiPriority w:val="99"/>
     <w:unhideWhenUsed/>
     <w:rPr>
-      <w:color w:val="0F6B5C"/>
+      <w:color w:val="2F35E8"/>
       <w:u w:val="single"/>
     </w:rPr>
   </w:style>
